--- a/kpmg/_docs/ZFORECAST_KT_Tcodes.docx
+++ b/kpmg/_docs/ZFORECAST_KT_Tcodes.docx
@@ -22,7 +22,7 @@
         <w:t xml:space="preserve"> </w:t>
       </w:r>
       <w:r>
-        <w:t xml:space="preserve">Knowledge transfer note, prepared 19.10.2026 by Arnav Johri. Development system only; nothing is transported yet.</w:t>
+        <w:t xml:space="preserve">Knowledge transfer note, prepared 19.10.2026, updated 23.10.2026, by Arnav Johri. Development system only; Paints is in TR DEVK930479 (not released), Adhesive has no transport yet.</w:t>
       </w:r>
     </w:p>
     <w:bookmarkStart w:id="20" w:name="business-transactions"/>
@@ -323,7 +323,19 @@
               <w:jc w:val="left"/>
             </w:pPr>
             <w:r>
-              <w:t xml:space="preserve">Eight uploads, each radio button with its own Download Template button: Product Category (plant, material, category, load factor, MTS/MTO), Material Tracking (new code and up to five old codes), Material Exclusion, Legacy Sales History (twelve months per plant, material, year), Business Forecast Quarterly, Business Forecast Monthly (MSL in column 6), Forecast Change Quarterly (Month 1, 2 or 3 within the quarter, with reason), Forecast Change Monthly. Reads Excel, CSV or tab text. Test run ticked by default; row-by-row result list; good rows are saved even when others are rejected. Paints uses it for everything except product category and brand.</w:t>
+              <w:t xml:space="preserve">Nine uploads (since 22/10/26), each radio button with its own Download Template button: Product Category (plant, material, category, load factor, indicator MTS, MTO, DIS or TIN — DIS ART and TINTING accepted), Material Tracking (new code and up to five old codes), Material Exclusion, Legacy Sales History (twelve months per plant, material, year), Business Forecast Quarterly, Business Forecast Monthly (MSL in column 6), Forecast Change Quarterly (Month 1, 2 or 3 within the quarter, with reason), Forecast Change Monthly, Brand (plant, material, brand into</w:t>
+            </w:r>
+            <w:r>
+              <w:t xml:space="preserve"> </w:t>
+            </w:r>
+            <w:r>
+              <w:rPr>
+                <w:rStyle w:val="VerbatimChar"/>
+              </w:rPr>
+              <w:t xml:space="preserve">ZPPT_BRAND</w:t>
+            </w:r>
+            <w:r>
+              <w:t xml:space="preserve">, Paints). Reads Excel, CSV or tab text. Test run ticked by default; row-by-row result list; good rows are saved even when others are rejected. Paints uses it for all nine.</w:t>
             </w:r>
           </w:p>
         </w:tc>
@@ -458,7 +470,65 @@
               <w:jc w:val="left"/>
             </w:pPr>
             <w:r>
-              <w:t xml:space="preserve">Same three modes and the same arithmetic, saved into the same tables. The list follows the Paints template: plant name, brand, MTS/MTO/DIS/TIN, material groups 1, 2 and 5, pack size, DPL, quantity per carton, forecast per month, volume in KL, value in crores, tonnage on gross weight. The Adhesive working columns are hidden but available through Change Layout.</w:t>
+              <w:t xml:space="preserve">Same three modes and the same arithmetic. The list follows the Paints template: plant name, brand, MTS/MTO/DIS/TIN, material groups 1, 2 and 5 (read from sales organisation 4000, hardcoded), pack size, DPL, quantity per carton, forecast per month, volume in KL, value in crores, tonnage on gross weight. The Adhesive working columns are hidden but available through Change Layout. Save writes the shared tables through the engine</w:t>
+            </w:r>
+            <w:r>
+              <w:t xml:space="preserve"> </w:t>
+            </w:r>
+            <w:r>
+              <w:rPr>
+                <w:bCs/>
+                <w:b/>
+              </w:rPr>
+              <w:t xml:space="preserve">and</w:t>
+            </w:r>
+            <w:r>
+              <w:t xml:space="preserve"> </w:t>
+            </w:r>
+            <w:r>
+              <w:t xml:space="preserve">the same rows, as displayed, into</w:t>
+            </w:r>
+            <w:r>
+              <w:t xml:space="preserve"> </w:t>
+            </w:r>
+            <w:r>
+              <w:rPr>
+                <w:rStyle w:val="VerbatimChar"/>
+              </w:rPr>
+              <w:t xml:space="preserve">ZPPT_PNT_FCST_YR</w:t>
+            </w:r>
+            <w:r>
+              <w:t xml:space="preserve"> </w:t>
+            </w:r>
+            <w:r>
+              <w:t xml:space="preserve">/</w:t>
+            </w:r>
+            <w:r>
+              <w:t xml:space="preserve"> </w:t>
+            </w:r>
+            <w:r>
+              <w:rPr>
+                <w:rStyle w:val="VerbatimChar"/>
+              </w:rPr>
+              <w:t xml:space="preserve">_QT</w:t>
+            </w:r>
+            <w:r>
+              <w:t xml:space="preserve"> </w:t>
+            </w:r>
+            <w:r>
+              <w:t xml:space="preserve">/</w:t>
+            </w:r>
+            <w:r>
+              <w:t xml:space="preserve"> </w:t>
+            </w:r>
+            <w:r>
+              <w:rPr>
+                <w:rStyle w:val="VerbatimChar"/>
+              </w:rPr>
+              <w:t xml:space="preserve">_MN</w:t>
+            </w:r>
+            <w:r>
+              <w:t xml:space="preserve">. Transaction reported created 22/10/26; check SE93.</w:t>
             </w:r>
           </w:p>
         </w:tc>
@@ -473,8 +543,7 @@
             </w:pPr>
             <w:r>
               <w:rPr>
-                <w:bCs/>
-                <w:b/>
+                <w:strike/>
               </w:rPr>
               <w:t xml:space="preserve">ZFCST_PAINTS_UPL</w:t>
             </w:r>
@@ -515,19 +584,17 @@
               <w:jc w:val="left"/>
             </w:pPr>
             <w:r>
-              <w:t xml:space="preserve">Two uploads: Product Category with the indicator MTS, MTO, DIS or TIN (the Adhesive upload takes MTS and MTO only), and Brand (plant, material, brand into</w:t>
-            </w:r>
-            <w:r>
-              <w:t xml:space="preserve"> </w:t>
-            </w:r>
-            <w:r>
-              <w:rPr>
-                <w:rStyle w:val="VerbatimChar"/>
-              </w:rPr>
-              <w:t xml:space="preserve">ZPPT_BRAND</w:t>
-            </w:r>
-            <w:r>
-              <w:t xml:space="preserve">). Same file handling and result list as ZFCST_UPL.</w:t>
+              <w:rPr>
+                <w:bCs/>
+                <w:b/>
+              </w:rPr>
+              <w:t xml:space="preserve">Withdrawn 22/10/26.</w:t>
+            </w:r>
+            <w:r>
+              <w:t xml:space="preserve"> </w:t>
+            </w:r>
+            <w:r>
+              <w:t xml:space="preserve">Its two uploads are in ZFCST_UPL. The program is still in DEV and is to be deleted in SE38; no transaction was created.</w:t>
             </w:r>
           </w:p>
         </w:tc>
@@ -818,7 +885,51 @@
               <w:jc w:val="left"/>
             </w:pPr>
             <w:r>
-              <w:t xml:space="preserve">One row per plant: sales organisation for the material-group reads (Adhesive 1100, Paints 4000), TVARVC name of the legacy-user list, movement type (no longer used). A Paints plant without a row logs message 018 and uses 4000.</w:t>
+              <w:t xml:space="preserve">One row per</w:t>
+            </w:r>
+            <w:r>
+              <w:t xml:space="preserve"> </w:t>
+            </w:r>
+            <w:r>
+              <w:rPr>
+                <w:bCs/>
+                <w:b/>
+              </w:rPr>
+              <w:t xml:space="preserve">Adhesive</w:t>
+            </w:r>
+            <w:r>
+              <w:t xml:space="preserve"> </w:t>
+            </w:r>
+            <w:r>
+              <w:t xml:space="preserve">plant: sales organisation for the engine’s material-group reads (default 1100), TVARVC name of the legacy-user list, movement type (no longer used).</w:t>
+            </w:r>
+            <w:r>
+              <w:t xml:space="preserve"> </w:t>
+            </w:r>
+            <w:r>
+              <w:rPr>
+                <w:bCs/>
+                <w:b/>
+              </w:rPr>
+              <w:t xml:space="preserve">Not needed for Paints</w:t>
+            </w:r>
+            <w:r>
+              <w:t xml:space="preserve">: sales organisation 4000 is hardcoded in</w:t>
+            </w:r>
+            <w:r>
+              <w:t xml:space="preserve"> </w:t>
+            </w:r>
+            <w:r>
+              <w:rPr>
+                <w:rStyle w:val="VerbatimChar"/>
+              </w:rPr>
+              <w:t xml:space="preserve">ZCL_PP_FCST_PNT</w:t>
+            </w:r>
+            <w:r>
+              <w:t xml:space="preserve"> </w:t>
+            </w:r>
+            <w:r>
+              <w:t xml:space="preserve">since 22/10/26, as the FS states.</w:t>
             </w:r>
           </w:p>
         </w:tc>
@@ -866,19 +977,19 @@
               <w:t xml:space="preserve">ZPPT_BRAND</w:t>
             </w:r>
             <w:r>
-              <w:t xml:space="preserve">, view still to be generated in SE54)</w:t>
-            </w:r>
-          </w:p>
-        </w:tc>
-        <w:tc>
-          <w:tcPr/>
-          <w:p>
-            <w:pPr>
-              <w:pStyle w:val="Compact"/>
-              <w:jc w:val="left"/>
-            </w:pPr>
-            <w:r>
-              <w:t xml:space="preserve">Brand per plant and material. Also loaded by ZFCST_PAINTS_UPL.</w:t>
+              <w:t xml:space="preserve">, view still to be generated in SE54, optional)</w:t>
+            </w:r>
+          </w:p>
+        </w:tc>
+        <w:tc>
+          <w:tcPr/>
+          <w:p>
+            <w:pPr>
+              <w:pStyle w:val="Compact"/>
+              <w:jc w:val="left"/>
+            </w:pPr>
+            <w:r>
+              <w:t xml:space="preserve">Brand per plant and material. Loaded by the Brand upload in ZFCST_UPL.</w:t>
             </w:r>
           </w:p>
         </w:tc>
@@ -1175,7 +1286,7 @@
               <w:jc w:val="left"/>
             </w:pPr>
             <w:r>
-              <w:t xml:space="preserve">Application log of every ZFCST and ZFCST_PAINTS run: missing category, load factor defaulted, superseded code shown under its successor, configuration missing.</w:t>
+              <w:t xml:space="preserve">Application log of every ZFCST and ZFCST_PAINTS run: missing category, load factor defaulted, superseded code shown under its successor, material-type variable not maintained.</w:t>
             </w:r>
           </w:p>
         </w:tc>
@@ -1244,7 +1355,7 @@
               <w:jc w:val="left"/>
             </w:pPr>
             <w:r>
-              <w:t xml:space="preserve">GUI status: SALV_STANDARD plus ZSAVE, ZSELALL, ZDESEL, ZEXCEL. Not serialised by abapGit; the Paints copy is still to be made.</w:t>
+              <w:t xml:space="preserve">GUI status: SALV_STANDARD plus ZSAVE, ZSELALL, ZDESEL, ZEXCEL. Not serialised by abapGit; the Paints copy was created 22/10/26.</w:t>
             </w:r>
           </w:p>
         </w:tc>
@@ -1319,7 +1430,70 @@
               <w:jc w:val="left"/>
             </w:pPr>
             <w:r>
-              <w:t xml:space="preserve">Saved annual, quarterly and monthly forecasts, and the uploaded legacy history.</w:t>
+              <w:t xml:space="preserve">Saved annual, quarterly and monthly forecasts (both divisions, Adhesive shape), and the uploaded legacy history.</w:t>
+            </w:r>
+          </w:p>
+        </w:tc>
+      </w:tr>
+      <w:tr>
+        <w:tc>
+          <w:tcPr/>
+          <w:p>
+            <w:pPr>
+              <w:pStyle w:val="Compact"/>
+              <w:jc w:val="left"/>
+            </w:pPr>
+            <w:r>
+              <w:rPr>
+                <w:bCs/>
+                <w:b/>
+              </w:rPr>
+              <w:t xml:space="preserve">SE16</w:t>
+            </w:r>
+            <w:r>
+              <w:t xml:space="preserve"> </w:t>
+            </w:r>
+            <w:r>
+              <w:rPr>
+                <w:rStyle w:val="VerbatimChar"/>
+              </w:rPr>
+              <w:t xml:space="preserve">ZPPT_PNT_FCST_YR</w:t>
+            </w:r>
+            <w:r>
+              <w:t xml:space="preserve">,</w:t>
+            </w:r>
+            <w:r>
+              <w:t xml:space="preserve"> </w:t>
+            </w:r>
+            <w:r>
+              <w:rPr>
+                <w:rStyle w:val="VerbatimChar"/>
+              </w:rPr>
+              <w:t xml:space="preserve">ZPPT_PNT_FCST_QT</w:t>
+            </w:r>
+            <w:r>
+              <w:t xml:space="preserve">,</w:t>
+            </w:r>
+            <w:r>
+              <w:t xml:space="preserve"> </w:t>
+            </w:r>
+            <w:r>
+              <w:rPr>
+                <w:rStyle w:val="VerbatimChar"/>
+              </w:rPr>
+              <w:t xml:space="preserve">ZPPT_PNT_FCST_MN</w:t>
+            </w:r>
+          </w:p>
+        </w:tc>
+        <w:tc>
+          <w:tcPr/>
+          <w:p>
+            <w:pPr>
+              <w:pStyle w:val="Compact"/>
+              <w:jc w:val="left"/>
+            </w:pPr>
+            <w:r>
+              <w:t xml:space="preserve">The Paints forecasts as the ZFCST_PAINTS list shows them, column for column (since 22/10/26). Nothing reads them yet.</w:t>
             </w:r>
           </w:p>
         </w:tc>
@@ -1359,7 +1533,7 @@
         <w:t xml:space="preserve"> </w:t>
       </w:r>
       <w:r>
-        <w:t xml:space="preserve">does every calculation and every save for both divisions. Paints only adds display columns in</w:t>
+        <w:t xml:space="preserve">does every calculation and the shared save for both divisions.</w:t>
       </w:r>
       <w:r>
         <w:t xml:space="preserve"> </w:t>
@@ -1371,7 +1545,10 @@
         <w:t xml:space="preserve">ZCL_PP_FCST_PNT</w:t>
       </w:r>
       <w:r>
-        <w:t xml:space="preserve">. A formula change goes into the engine once.</w:t>
+        <w:t xml:space="preserve"> </w:t>
+      </w:r>
+      <w:r>
+        <w:t xml:space="preserve">adds the Paints columns and a second save into the Paints tables. A formula change goes into the engine once; the A923 price read exists twice (engine, private; Paints class, annual mode).</w:t>
       </w:r>
     </w:p>
     <w:p>
@@ -1437,7 +1614,19 @@
         <w:t xml:space="preserve"> </w:t>
       </w:r>
       <w:r>
-        <w:t xml:space="preserve">(Paints), holds every source, the issue logs and the technical object lists.</w:t>
+        <w:t xml:space="preserve">(Paints), holds every source, the issue logs and the technical object lists. Start with</w:t>
+      </w:r>
+      <w:r>
+        <w:t xml:space="preserve"> </w:t>
+      </w:r>
+      <w:r>
+        <w:rPr>
+          <w:rStyle w:val="VerbatimChar"/>
+        </w:rPr>
+        <w:t xml:space="preserve">kpmg/zpp_forecast_paints/HANDOVER.md</w:t>
+      </w:r>
+      <w:r>
+        <w:t xml:space="preserve">.</w:t>
       </w:r>
     </w:p>
     <w:bookmarkEnd w:id="22"/>
